--- a/03_Requirements_and_Methodology/Chapter_3_Requirements_and_Methodology REVISED.docx
+++ b/03_Requirements_and_Methodology/Chapter_3_Requirements_and_Methodology REVISED.docx
@@ -19,16 +19,25 @@
       </w:r>
     </w:p>
     <w:p>
+      <w:pPr>
+        <w:keepLines/>
+      </w:pPr>
       <w:r>
         <w:t>This chapter explains what TrackWIL must do, how those requirements were identified and how the system was developed. TrackWIL is a web-based system that replaces the paper, PDF and email process for Work-Integrated Learning (WIL) logbooks.</w:t>
       </w:r>
     </w:p>
     <w:p>
+      <w:pPr>
+        <w:keepLines/>
+      </w:pPr>
       <w:r>
         <w:t>In the current process students complete and sign daily WIL documents, send them to workplace mentors for verification and wait for the signed documents to be returned. This manual process can lead to delays, lost documents and difficulty tracking student progress. TrackWIL provides a central platform where students record daily work, workplace mentors verify entries through a secure link, and coordinators and lecturers monitor student progress.</w:t>
       </w:r>
     </w:p>
     <w:p>
+      <w:pPr>
+        <w:keepLines/>
+      </w:pPr>
       <w:r>
         <w:t>The chapter describes the stakeholders, the functional and non-functional requirements, the requirements-gathering process, the development methodology, the use cases and user stories, the system architecture, and the ethical, privacy and security considerations. The complete requirements are specified in the Software Requirements Specification (SRS), and Chapter 5 traces every requirement to its test cases.</w:t>
       </w:r>
@@ -42,6 +51,9 @@
       </w:r>
     </w:p>
     <w:p>
+      <w:pPr>
+        <w:keepLines/>
+      </w:pPr>
       <w:r>
         <w:t>Stakeholders are people or organisations affected by TrackWIL, while users are the people who interact directly with the system.</w:t>
       </w:r>
@@ -50,6 +62,7 @@
       <w:pPr>
         <w:pStyle w:val="Caption"/>
         <w:keepNext/>
+        <w:keepLines/>
       </w:pPr>
       <w:r>
         <w:t xml:space="preserve">Table </w:t>
@@ -752,6 +765,9 @@
       </w:r>
     </w:p>
     <w:p>
+      <w:pPr>
+        <w:keepLines/>
+      </w:pPr>
       <w:r>
         <w:t xml:space="preserve">Each functional requirement has an ID, a description and a priority. </w:t>
       </w:r>
@@ -778,6 +794,7 @@
       <w:pPr>
         <w:pStyle w:val="Caption"/>
         <w:keepNext/>
+        <w:keepLines/>
       </w:pPr>
       <w:r>
         <w:t xml:space="preserve">Table </w:t>
@@ -1750,6 +1767,9 @@
     </w:tbl>
     <w:p/>
     <w:p>
+      <w:pPr>
+        <w:keepLines/>
+      </w:pPr>
       <w:r>
         <w:t>During development the team reviewed the original requirements against the time available. The following requirements from the Week 3 draft were deferred and are recorded as future work, so that the core workflow could be completed and tested to a good standard.</w:t>
       </w:r>
@@ -1758,6 +1778,7 @@
       <w:pPr>
         <w:pStyle w:val="Caption"/>
         <w:keepNext/>
+        <w:keepLines/>
       </w:pPr>
       <w:r>
         <w:t xml:space="preserve">Table </w:t>
@@ -2259,6 +2280,9 @@
       </w:r>
     </w:p>
     <w:p>
+      <w:pPr>
+        <w:keepLines/>
+      </w:pPr>
       <w:r>
         <w:t>Each non-functional requirement states how it will be measured, so that it can be tested rather than judged by opinion.</w:t>
       </w:r>
@@ -2267,6 +2291,7 @@
       <w:pPr>
         <w:pStyle w:val="Caption"/>
         <w:keepNext/>
+        <w:keepLines/>
       </w:pPr>
       <w:r>
         <w:lastRenderedPageBreak/>
@@ -2969,6 +2994,9 @@
       </w:r>
     </w:p>
     <w:p>
+      <w:pPr>
+        <w:keepLines/>
+      </w:pPr>
       <w:r>
         <w:t xml:space="preserve">The requirements were gathered and refined through the methods below. Interviews, questionnaires and usability tests with staff and students are planned, but, as stated in the Ethical Clearance Confirmation, no personal information may be collected before written campus permission is granted. Until then, the team relied </w:t>
       </w:r>
@@ -2981,6 +3009,7 @@
       <w:pPr>
         <w:pStyle w:val="Caption"/>
         <w:keepNext/>
+        <w:keepLines/>
       </w:pPr>
       <w:r>
         <w:t xml:space="preserve">Table </w:t>
@@ -3617,6 +3646,9 @@
     </w:tbl>
     <w:p/>
     <w:p>
+      <w:pPr>
+        <w:keepLines/>
+      </w:pPr>
       <w:r>
         <w:t>The requirements were then reviewed to make sure that each one is clear, testable and linked to a research objective, and were recorded in the SRS.</w:t>
       </w:r>
@@ -3630,6 +3662,9 @@
       </w:r>
     </w:p>
     <w:p>
+      <w:pPr>
+        <w:keepLines/>
+      </w:pPr>
       <w:r>
         <w:t>TrackWIL was developed with a hybrid Agile approach based on Scrum, using one-week sprints that end on each Friday submission date (Schwaber and Sutherland, 2020). Each sprint followed the same cycle: plan the sprint backlog, design, build, test, and review the result with the team and the supervisor's feedback.</w:t>
       </w:r>
@@ -3638,6 +3673,7 @@
       <w:pPr>
         <w:pStyle w:val="Caption"/>
         <w:keepNext/>
+        <w:keepLines/>
       </w:pPr>
       <w:r>
         <w:lastRenderedPageBreak/>
@@ -4113,6 +4149,9 @@
       </w:r>
     </w:p>
     <w:p>
+      <w:pPr>
+        <w:keepLines/>
+      </w:pPr>
       <w:r>
         <w:t>Agile suits TrackWIL for four reasons. First, the system has three features that can be built and tested separately (logbook, verification and dashboard), so each sprint can deliver something that works. Second, the requirements changed during the project: supervisor feedback narrowed the scope, and the prototype review added sign-up rules and lecturer access. An iterative approach accepts such changes, as described in the Agile Manifesto's preference for "responding to change over following a plan" (Beck et al., 2001). Third, the weekly submissions act as natural sprint reviews with the supervisor. Fourth, the four team members can work on different features in parallel on separate Git branches.</w:t>
       </w:r>
@@ -4126,6 +4165,9 @@
       </w:r>
     </w:p>
     <w:p>
+      <w:pPr>
+        <w:keepLines/>
+      </w:pPr>
       <w:r>
         <w:t>The Waterfall model completes each phase (requirements, design, implementation, testing) before the next starts (Sommerville, 2016). It works well when requirements are stable and well understood. It was rejected because TrackWIL's requirements were still changing, the project had only four weeks, and Waterfall would have left all testing until the end, when there would be no time to fix defects. With Agile, each feature was tested in the sprint in which it was built.</w:t>
       </w:r>
@@ -4139,6 +4181,9 @@
       </w:r>
     </w:p>
     <w:p>
+      <w:pPr>
+        <w:keepLines/>
+      </w:pPr>
       <w:r>
         <w:t>The use cases are shown in the use case diagram in Chapter 4. Each user story has acceptance criteria that are used as the basis for the test cases in Chapter 5.</w:t>
       </w:r>
@@ -4147,6 +4192,7 @@
       <w:pPr>
         <w:pStyle w:val="Caption"/>
         <w:keepNext/>
+        <w:keepLines/>
       </w:pPr>
       <w:r>
         <w:t xml:space="preserve">Table </w:t>
@@ -4932,6 +4978,7 @@
     <w:p>
       <w:pPr>
         <w:pStyle w:val="ListParagraph"/>
+        <w:keepLines/>
         <w:numPr>
           <w:ilvl w:val="0"/>
           <w:numId w:val="8"/>
@@ -4951,6 +4998,7 @@
     <w:p>
       <w:pPr>
         <w:pStyle w:val="ListParagraph"/>
+        <w:keepLines/>
         <w:numPr>
           <w:ilvl w:val="0"/>
           <w:numId w:val="8"/>
@@ -4970,6 +5018,7 @@
     <w:p>
       <w:pPr>
         <w:pStyle w:val="ListParagraph"/>
+        <w:keepLines/>
         <w:numPr>
           <w:ilvl w:val="0"/>
           <w:numId w:val="8"/>
@@ -4989,6 +5038,7 @@
     <w:p>
       <w:pPr>
         <w:pStyle w:val="ListParagraph"/>
+        <w:keepLines/>
         <w:numPr>
           <w:ilvl w:val="0"/>
           <w:numId w:val="8"/>
@@ -5008,6 +5058,7 @@
     <w:p>
       <w:pPr>
         <w:pStyle w:val="ListParagraph"/>
+        <w:keepLines/>
         <w:numPr>
           <w:ilvl w:val="0"/>
           <w:numId w:val="8"/>
@@ -5029,10 +5080,14 @@
         <w:pStyle w:val="Heading2"/>
       </w:pPr>
       <w:r>
+        <w:lastRenderedPageBreak/>
         <w:t>3.8 System Architecture</w:t>
       </w:r>
     </w:p>
     <w:p>
+      <w:pPr>
+        <w:keepLines/>
+      </w:pPr>
       <w:r>
         <w:t>TrackWIL uses a three-layer architecture inside a single Next.js application. The detailed architecture diagram is presented in Chapter 4.</w:t>
       </w:r>
@@ -5046,6 +5101,9 @@
       </w:r>
     </w:p>
     <w:p>
+      <w:pPr>
+        <w:keepLines/>
+      </w:pPr>
       <w:r>
         <w:t>The presentation layer is the part of the system that users interact with through a web browser. It provides the sign-in and sign-up pages, the student logbook, the mentor verification page and the coordinator and lecturer dashboard. It is built with React components and styled with Tailwind CSS.</w:t>
       </w:r>
@@ -5059,6 +5117,9 @@
       </w:r>
     </w:p>
     <w:p>
+      <w:pPr>
+        <w:keepLines/>
+      </w:pPr>
       <w:r>
         <w:t>The application layer handles the business rules through Next.js Server Actions: authentication, role checks, input validation, creating entries, issuing verification links and recording mentor decisions. This layer makes sure that users can perform only the actions allowed for their role; for example, a student cannot open the coordinator dashboard and cannot verify their own entry, because verification requires the secret link.</w:t>
       </w:r>
@@ -5072,6 +5133,9 @@
       </w:r>
     </w:p>
     <w:p>
+      <w:pPr>
+        <w:keepLines/>
+      </w:pPr>
       <w:r>
         <w:t>The data layer stores user accounts, logbook entries and verification links in an SQLite relational database, and evidence files in a protected folder on the server. A repository module is the only part of the code that runs SQL, which keeps the database separate from the rest of the application.</w:t>
       </w:r>
@@ -5085,6 +5149,9 @@
       </w:r>
     </w:p>
     <w:p>
+      <w:pPr>
+        <w:keepLines/>
+      </w:pPr>
       <w:r>
         <w:t>When a student submits an entry, the presentation layer calls a Server Action in the application layer. The action checks that the user is signed in and owns the entry, validates the request and saves the change through the data layer, then returns the result so that the page can show the new status. The mentor's approval follows the same path, starting from the verification link.</w:t>
       </w:r>
@@ -5106,6 +5173,9 @@
       </w:r>
     </w:p>
     <w:p>
+      <w:pPr>
+        <w:keepLines/>
+      </w:pPr>
       <w:r>
         <w:t>TrackWIL requires students, coordinators and lecturers to sign in. Passwords are stored only as salted hashes (OWASP Foundation, n.d.a). Role checks run on the server for every protected page and action, so that hiding a button is never the only protection (OWASP Foundation, n.d.b). Mentors use a long random link that works only once and only for seven days.</w:t>
       </w:r>
@@ -5119,6 +5189,9 @@
       </w:r>
     </w:p>
     <w:p>
+      <w:pPr>
+        <w:keepLines/>
+      </w:pPr>
       <w:r>
         <w:t>The system records when each entry is created and verified and which link was used for each decision, so the history of an entry is clear. Verification is always performed by the mentor through the link; entries are never approved automatically, and a student cannot change an entry's status themselves.</w:t>
       </w:r>
@@ -5128,10 +5201,14 @@
         <w:pStyle w:val="Heading3"/>
       </w:pPr>
       <w:r>
+        <w:lastRenderedPageBreak/>
         <w:t>Consent and Responsible Data Use</w:t>
       </w:r>
     </w:p>
     <w:p>
+      <w:pPr>
+        <w:keepLines/>
+      </w:pPr>
       <w:r>
         <w:t>No personal information about real staff or students is collected until written campus permission is granted. Participation in any later questionnaire or usability test will be voluntary, and participants will be told the purpose of the data collection and who can see it. Until then, all development, testing and demonstrations use synthetic data.</w:t>
       </w:r>
@@ -5145,6 +5222,9 @@
       </w:r>
     </w:p>
     <w:p>
+      <w:pPr>
+        <w:keepLines/>
+      </w:pPr>
       <w:r>
         <w:t>The system collects only the information necessary for WIL tracking. Personal information must be handled in line with institutional policy and the Protection of Personal Information Act (POPIA) (Republic of South Africa, 2013). Evidence files are stored under random names and can be opened only by the student who uploaded them and by staff.</w:t>
       </w:r>
@@ -5158,6 +5238,9 @@
       </w:r>
     </w:p>
     <w:p>
+      <w:pPr>
+        <w:keepLines/>
+      </w:pPr>
       <w:r>
         <w:t>The team identified security risks during design and testing, including the risk of uploading harmful files (reduced by allowing only PDF and image types and storing files under random names) and the risk of a session cookie being reused or altered. These risks and their treatment are recorded in the Risk Register and evaluated in Chapter 5.</w:t>
       </w:r>
@@ -5171,6 +5254,9 @@
       </w:r>
     </w:p>
     <w:p>
+      <w:pPr>
+        <w:keepLines/>
+      </w:pPr>
       <w:r>
         <w:t>This chapter identified TrackWIL's stakeholders and specified fourteen prioritised functional requirements and seven measurable non-functional requirements, together with the requirements that were deferred to future versions. It explained how the requirements were gathered within the limits of the ethical clearance, justified the use of a hybrid Agile (Scrum) approach over Waterfall, and presented eight user stories with acceptance criteria and the main verification use case. Finally, it described the three-layer architecture and the ethical, privacy and security considerations. Chapter 4 presents the detailed design and implementation.</w:t>
       </w:r>
@@ -5184,32 +5270,51 @@
       </w:r>
     </w:p>
     <w:p>
+      <w:pPr>
+        <w:keepLines/>
+      </w:pPr>
       <w:r>
         <w:t>Beck, K. et al. (2001) Manifesto for Agile Software Development. Available at: https://agilemanifesto.org/ (Accessed: 22 October 2026).</w:t>
       </w:r>
     </w:p>
     <w:p>
+      <w:pPr>
+        <w:keepLines/>
+      </w:pPr>
       <w:r>
         <w:t>OWASP Foundation (n.d.a) Password Storage Cheat Sheet. Available at: https://cheatsheetseries.owasp.org/cheatsheets/Password_Storage_Cheat_Sheet.html (Accessed: 22 October 2026).</w:t>
       </w:r>
     </w:p>
     <w:p>
+      <w:pPr>
+        <w:keepLines/>
+      </w:pPr>
       <w:r>
         <w:t>OWASP Foundation (n.d.b) Authorization Cheat Sheet. Available at: https://cheatsheetseries.owasp.org/cheatsheets/Authorization_Cheat_Sheet.html (Accessed: 9 October 2026).</w:t>
       </w:r>
     </w:p>
     <w:p>
+      <w:pPr>
+        <w:keepLines/>
+      </w:pPr>
       <w:r>
         <w:t>Republic of South Africa (2013) Protection of Personal Information Act 4 of 2013. Pretoria: Government Printer.</w:t>
       </w:r>
     </w:p>
     <w:p>
+      <w:pPr>
+        <w:keepLines/>
+      </w:pPr>
       <w:r>
         <w:t>Schwaber, K. and Sutherland, J. (2020) The Scrum Guide. Available at: https://scrumguides.org/scrum-guide.html (Accessed: 22 October 2026).</w:t>
       </w:r>
     </w:p>
     <w:p>
-      <w:r>
+      <w:pPr>
+        <w:keepLines/>
+      </w:pPr>
+      <w:r>
+        <w:lastRenderedPageBreak/>
         <w:t>Sommerville, I. (2016) Software Engineering. 10th edn. Harlow: Pearson.</w:t>
       </w:r>
     </w:p>
@@ -5221,8 +5326,9 @@
       <w:headerReference w:type="first" r:id="rId11"/>
       <w:footerReference w:type="first" r:id="rId12"/>
       <w:pgSz w:w="12240" w:h="15840"/>
-      <w:pgMar w:top="2000" w:right="1138" w:bottom="1336" w:left="1133" w:header="720" w:footer="705" w:gutter="0"/>
+      <w:pgMar w:top="2000" w:right="1138" w:bottom="1336" w:left="1133" w:header="720" w:footer="720" w:gutter="0"/>
       <w:cols w:space="720"/>
+      <w:docGrid w:linePitch="299"/>
     </w:sectPr>
   </w:body>
 </w:document>
@@ -5260,45 +5366,6 @@
       <w:spacing w:after="0" w:line="259" w:lineRule="auto"/>
       <w:ind w:left="0" w:firstLine="0"/>
     </w:pPr>
-    <w:r>
-      <w:rPr>
-        <w:rFonts w:ascii="Arial" w:eastAsia="Arial" w:hAnsi="Arial" w:cs="Arial"/>
-        <w:sz w:val="16"/>
-      </w:rPr>
-      <w:t xml:space="preserve">CTU Training Solutions (PTY) Ltd is fully accredited by the MICT SETA (ACC/2006/07/186) through the Quality Council for Trades and </w:t>
-    </w:r>
-  </w:p>
-  <w:p>
-    <w:pPr>
-      <w:spacing w:after="29" w:line="259" w:lineRule="auto"/>
-      <w:ind w:left="0" w:firstLine="0"/>
-    </w:pPr>
-    <w:r>
-      <w:rPr>
-        <w:rFonts w:ascii="Arial" w:eastAsia="Arial" w:hAnsi="Arial" w:cs="Arial"/>
-        <w:sz w:val="16"/>
-      </w:rPr>
-      <w:t xml:space="preserve">Occupations (QCTO). CTU Training Solutions is registered with the Department of Higher Education and Training as a Private College </w:t>
-    </w:r>
-  </w:p>
-  <w:p>
-    <w:pPr>
-      <w:spacing w:after="0" w:line="259" w:lineRule="auto"/>
-      <w:ind w:left="0" w:firstLine="0"/>
-    </w:pPr>
-    <w:r>
-      <w:rPr>
-        <w:rFonts w:ascii="Arial" w:eastAsia="Arial" w:hAnsi="Arial" w:cs="Arial"/>
-        <w:sz w:val="16"/>
-      </w:rPr>
-      <w:t>(2018/FE07/004) and provisionally registered as a private higher education institution (No 2014/HE07/004) Co. Reg No:2005/038944/07</w:t>
-    </w:r>
-    <w:r>
-      <w:rPr>
-        <w:rFonts w:ascii="Arial" w:eastAsia="Arial" w:hAnsi="Arial" w:cs="Arial"/>
-      </w:rPr>
-      <w:t xml:space="preserve"> </w:t>
-    </w:r>
   </w:p>
 </w:ftr>
 </file>
@@ -5310,45 +5377,6 @@
       <w:spacing w:after="0" w:line="259" w:lineRule="auto"/>
       <w:ind w:left="0" w:firstLine="0"/>
     </w:pPr>
-    <w:r>
-      <w:rPr>
-        <w:rFonts w:ascii="Arial" w:eastAsia="Arial" w:hAnsi="Arial" w:cs="Arial"/>
-        <w:sz w:val="16"/>
-      </w:rPr>
-      <w:t xml:space="preserve">CTU Training Solutions (PTY) Ltd is fully accredited by the MICT SETA (ACC/2006/07/186) through the Quality Council for Trades and </w:t>
-    </w:r>
-  </w:p>
-  <w:p>
-    <w:pPr>
-      <w:spacing w:after="29" w:line="259" w:lineRule="auto"/>
-      <w:ind w:left="0" w:firstLine="0"/>
-    </w:pPr>
-    <w:r>
-      <w:rPr>
-        <w:rFonts w:ascii="Arial" w:eastAsia="Arial" w:hAnsi="Arial" w:cs="Arial"/>
-        <w:sz w:val="16"/>
-      </w:rPr>
-      <w:t xml:space="preserve">Occupations (QCTO). CTU Training Solutions is registered with the Department of Higher Education and Training as a Private College </w:t>
-    </w:r>
-  </w:p>
-  <w:p>
-    <w:pPr>
-      <w:spacing w:after="0" w:line="259" w:lineRule="auto"/>
-      <w:ind w:left="0" w:firstLine="0"/>
-    </w:pPr>
-    <w:r>
-      <w:rPr>
-        <w:rFonts w:ascii="Arial" w:eastAsia="Arial" w:hAnsi="Arial" w:cs="Arial"/>
-        <w:sz w:val="16"/>
-      </w:rPr>
-      <w:t>(2018/FE07/004) and provisionally registered as a private higher education institution (No 2014/HE07/004) Co. Reg No:2005/038944/07</w:t>
-    </w:r>
-    <w:r>
-      <w:rPr>
-        <w:rFonts w:ascii="Arial" w:eastAsia="Arial" w:hAnsi="Arial" w:cs="Arial"/>
-      </w:rPr>
-      <w:t xml:space="preserve"> </w:t>
-    </w:r>
   </w:p>
 </w:ftr>
 </file>
@@ -5360,45 +5388,6 @@
       <w:spacing w:after="0" w:line="259" w:lineRule="auto"/>
       <w:ind w:left="0" w:firstLine="0"/>
     </w:pPr>
-    <w:r>
-      <w:rPr>
-        <w:rFonts w:ascii="Arial" w:eastAsia="Arial" w:hAnsi="Arial" w:cs="Arial"/>
-        <w:sz w:val="16"/>
-      </w:rPr>
-      <w:t xml:space="preserve">CTU Training Solutions (PTY) Ltd is fully accredited by the MICT SETA (ACC/2006/07/186) through the Quality Council for Trades and </w:t>
-    </w:r>
-  </w:p>
-  <w:p>
-    <w:pPr>
-      <w:spacing w:after="29" w:line="259" w:lineRule="auto"/>
-      <w:ind w:left="0" w:firstLine="0"/>
-    </w:pPr>
-    <w:r>
-      <w:rPr>
-        <w:rFonts w:ascii="Arial" w:eastAsia="Arial" w:hAnsi="Arial" w:cs="Arial"/>
-        <w:sz w:val="16"/>
-      </w:rPr>
-      <w:t xml:space="preserve">Occupations (QCTO). CTU Training Solutions is registered with the Department of Higher Education and Training as a Private College </w:t>
-    </w:r>
-  </w:p>
-  <w:p>
-    <w:pPr>
-      <w:spacing w:after="0" w:line="259" w:lineRule="auto"/>
-      <w:ind w:left="0" w:firstLine="0"/>
-    </w:pPr>
-    <w:r>
-      <w:rPr>
-        <w:rFonts w:ascii="Arial" w:eastAsia="Arial" w:hAnsi="Arial" w:cs="Arial"/>
-        <w:sz w:val="16"/>
-      </w:rPr>
-      <w:t>(2018/FE07/004) and provisionally registered as a private higher education institution (No 2014/HE07/004) Co. Reg No:2005/038944/07</w:t>
-    </w:r>
-    <w:r>
-      <w:rPr>
-        <w:rFonts w:ascii="Arial" w:eastAsia="Arial" w:hAnsi="Arial" w:cs="Arial"/>
-      </w:rPr>
-      <w:t xml:space="preserve"> </w:t>
-    </w:r>
   </w:p>
 </w:ftr>
 </file>
@@ -5436,58 +5425,6 @@
       <w:ind w:left="65" w:firstLine="0"/>
       <w:jc w:val="center"/>
     </w:pPr>
-    <w:r>
-      <w:rPr>
-        <w:noProof/>
-      </w:rPr>
-      <w:drawing>
-        <wp:anchor distT="0" distB="0" distL="114300" distR="114300" simplePos="0" relativeHeight="251658240" behindDoc="0" locked="0" layoutInCell="1" allowOverlap="0" wp14:anchorId="3D6CD1A4" wp14:editId="12B35FAA">
-          <wp:simplePos x="0" y="0"/>
-          <wp:positionH relativeFrom="page">
-            <wp:posOffset>2857500</wp:posOffset>
-          </wp:positionH>
-          <wp:positionV relativeFrom="page">
-            <wp:posOffset>457200</wp:posOffset>
-          </wp:positionV>
-          <wp:extent cx="2055876" cy="657860"/>
-          <wp:effectExtent l="0" t="0" r="0" b="0"/>
-          <wp:wrapSquare wrapText="bothSides"/>
-          <wp:docPr id="15" name="Picture 15"/>
-          <wp:cNvGraphicFramePr/>
-          <a:graphic xmlns:a="http://schemas.openxmlformats.org/drawingml/2006/main">
-            <a:graphicData uri="http://schemas.openxmlformats.org/drawingml/2006/picture">
-              <pic:pic xmlns:pic="http://schemas.openxmlformats.org/drawingml/2006/picture">
-                <pic:nvPicPr>
-                  <pic:cNvPr id="15" name="Picture 15"/>
-                  <pic:cNvPicPr/>
-                </pic:nvPicPr>
-                <pic:blipFill>
-                  <a:blip r:embed="rId1"/>
-                  <a:stretch>
-                    <a:fillRect/>
-                  </a:stretch>
-                </pic:blipFill>
-                <pic:spPr>
-                  <a:xfrm>
-                    <a:off x="0" y="0"/>
-                    <a:ext cx="2055876" cy="657860"/>
-                  </a:xfrm>
-                  <a:prstGeom prst="rect">
-                    <a:avLst/>
-                  </a:prstGeom>
-                </pic:spPr>
-              </pic:pic>
-            </a:graphicData>
-          </a:graphic>
-        </wp:anchor>
-      </w:drawing>
-    </w:r>
-    <w:r>
-      <w:rPr>
-        <w:rFonts w:ascii="Arial" w:eastAsia="Arial" w:hAnsi="Arial" w:cs="Arial"/>
-      </w:rPr>
-      <w:t xml:space="preserve"> </w:t>
-    </w:r>
   </w:p>
 </w:hdr>
 </file>
@@ -5500,58 +5437,6 @@
       <w:ind w:left="65" w:firstLine="0"/>
       <w:jc w:val="center"/>
     </w:pPr>
-    <w:r>
-      <w:rPr>
-        <w:noProof/>
-      </w:rPr>
-      <w:drawing>
-        <wp:anchor distT="0" distB="0" distL="114300" distR="114300" simplePos="0" relativeHeight="251659264" behindDoc="0" locked="0" layoutInCell="1" allowOverlap="0" wp14:anchorId="0669C37E" wp14:editId="227D7E3C">
-          <wp:simplePos x="0" y="0"/>
-          <wp:positionH relativeFrom="page">
-            <wp:posOffset>2857500</wp:posOffset>
-          </wp:positionH>
-          <wp:positionV relativeFrom="page">
-            <wp:posOffset>457200</wp:posOffset>
-          </wp:positionV>
-          <wp:extent cx="2055876" cy="657860"/>
-          <wp:effectExtent l="0" t="0" r="0" b="0"/>
-          <wp:wrapSquare wrapText="bothSides"/>
-          <wp:docPr id="1734673244" name="Picture 1734673244"/>
-          <wp:cNvGraphicFramePr/>
-          <a:graphic xmlns:a="http://schemas.openxmlformats.org/drawingml/2006/main">
-            <a:graphicData uri="http://schemas.openxmlformats.org/drawingml/2006/picture">
-              <pic:pic xmlns:pic="http://schemas.openxmlformats.org/drawingml/2006/picture">
-                <pic:nvPicPr>
-                  <pic:cNvPr id="15" name="Picture 15"/>
-                  <pic:cNvPicPr/>
-                </pic:nvPicPr>
-                <pic:blipFill>
-                  <a:blip r:embed="rId1"/>
-                  <a:stretch>
-                    <a:fillRect/>
-                  </a:stretch>
-                </pic:blipFill>
-                <pic:spPr>
-                  <a:xfrm>
-                    <a:off x="0" y="0"/>
-                    <a:ext cx="2055876" cy="657860"/>
-                  </a:xfrm>
-                  <a:prstGeom prst="rect">
-                    <a:avLst/>
-                  </a:prstGeom>
-                </pic:spPr>
-              </pic:pic>
-            </a:graphicData>
-          </a:graphic>
-        </wp:anchor>
-      </w:drawing>
-    </w:r>
-    <w:r>
-      <w:rPr>
-        <w:rFonts w:ascii="Arial" w:eastAsia="Arial" w:hAnsi="Arial" w:cs="Arial"/>
-      </w:rPr>
-      <w:t xml:space="preserve"> </w:t>
-    </w:r>
   </w:p>
 </w:hdr>
 </file>
@@ -5564,58 +5449,6 @@
       <w:ind w:left="65" w:firstLine="0"/>
       <w:jc w:val="center"/>
     </w:pPr>
-    <w:r>
-      <w:rPr>
-        <w:noProof/>
-      </w:rPr>
-      <w:drawing>
-        <wp:anchor distT="0" distB="0" distL="114300" distR="114300" simplePos="0" relativeHeight="251660288" behindDoc="0" locked="0" layoutInCell="1" allowOverlap="0" wp14:anchorId="436085E2" wp14:editId="68FD10E1">
-          <wp:simplePos x="0" y="0"/>
-          <wp:positionH relativeFrom="page">
-            <wp:posOffset>2857500</wp:posOffset>
-          </wp:positionH>
-          <wp:positionV relativeFrom="page">
-            <wp:posOffset>457200</wp:posOffset>
-          </wp:positionV>
-          <wp:extent cx="2055876" cy="657860"/>
-          <wp:effectExtent l="0" t="0" r="0" b="0"/>
-          <wp:wrapSquare wrapText="bothSides"/>
-          <wp:docPr id="1773459932" name="Picture 1773459932"/>
-          <wp:cNvGraphicFramePr/>
-          <a:graphic xmlns:a="http://schemas.openxmlformats.org/drawingml/2006/main">
-            <a:graphicData uri="http://schemas.openxmlformats.org/drawingml/2006/picture">
-              <pic:pic xmlns:pic="http://schemas.openxmlformats.org/drawingml/2006/picture">
-                <pic:nvPicPr>
-                  <pic:cNvPr id="15" name="Picture 15"/>
-                  <pic:cNvPicPr/>
-                </pic:nvPicPr>
-                <pic:blipFill>
-                  <a:blip r:embed="rId1"/>
-                  <a:stretch>
-                    <a:fillRect/>
-                  </a:stretch>
-                </pic:blipFill>
-                <pic:spPr>
-                  <a:xfrm>
-                    <a:off x="0" y="0"/>
-                    <a:ext cx="2055876" cy="657860"/>
-                  </a:xfrm>
-                  <a:prstGeom prst="rect">
-                    <a:avLst/>
-                  </a:prstGeom>
-                </pic:spPr>
-              </pic:pic>
-            </a:graphicData>
-          </a:graphic>
-        </wp:anchor>
-      </w:drawing>
-    </w:r>
-    <w:r>
-      <w:rPr>
-        <w:rFonts w:ascii="Arial" w:eastAsia="Arial" w:hAnsi="Arial" w:cs="Arial"/>
-      </w:rPr>
-      <w:t xml:space="preserve"> </w:t>
-    </w:r>
   </w:p>
 </w:hdr>
 </file>
@@ -6845,6 +6678,7 @@
   <w:style w:type="character" w:default="1" w:styleId="DefaultParagraphFont">
     <w:name w:val="Default Paragraph Font"/>
     <w:uiPriority w:val="1"/>
+    <w:semiHidden/>
     <w:unhideWhenUsed/>
   </w:style>
   <w:style w:type="table" w:default="1" w:styleId="TableNormal">

--- a/03_Requirements_and_Methodology/Chapter_3_Requirements_and_Methodology REVISED.docx
+++ b/03_Requirements_and_Methodology/Chapter_3_Requirements_and_Methodology REVISED.docx
@@ -243,7 +243,7 @@
               <w:rPr>
                 <w:sz w:val="20"/>
               </w:rPr>
-              <w:t>Signs up, creates logbook entries, uploads evidence, submits entries for verification, tracks verified hours</w:t>
+              <w:t>Signs up, adds WIL placements, creates logbook entries, uploads evidence and WIL documents, submits entries for verification, tracks verified hours</w:t>
             </w:r>
           </w:p>
         </w:tc>
@@ -405,7 +405,7 @@
               <w:rPr>
                 <w:sz w:val="20"/>
               </w:rPr>
-              <w:t>Monitors every student's status, verified hours and pending verifications</w:t>
+              <w:t>Monitors every student's status, verified hours, pending verifications and documents, and opens each student's profile</w:t>
             </w:r>
           </w:p>
         </w:tc>
@@ -486,7 +486,7 @@
               <w:rPr>
                 <w:sz w:val="20"/>
               </w:rPr>
-              <w:t>Uses the same monitoring dashboard as the coordinator</w:t>
+              <w:t>Uses the same monitoring dashboard and student profiles as the coordinator</w:t>
             </w:r>
           </w:p>
         </w:tc>
@@ -1491,7 +1491,7 @@
               <w:rPr>
                 <w:sz w:val="20"/>
               </w:rPr>
-              <w:t>A student must be able to view all of their entries, newest first, and their verified hours against their required hours.</w:t>
+              <w:t>A student must be able to view the entries of each of their WIL placements, newest first, and each placement's verified hours against its required hours.</w:t>
             </w:r>
           </w:p>
         </w:tc>
@@ -1554,7 +1554,7 @@
               <w:rPr>
                 <w:sz w:val="20"/>
               </w:rPr>
-              <w:t>Coordinators and lecturers must be able to see every student with their status (On track, Awaiting verification or Overdue), verified hours, number of entries and number of pending verifications. A student is Overdue when they have no verified entry in the last 14 days.</w:t>
+              <w:t>Coordinators and lecturers must be able to see every student with their status for their current placement (On track, Awaiting verification, Overdue, WIL completed or No placement), verified hours, number of entries, number of pending verifications and number of missing documents. A student is Overdue when their current placement has no verified entry in the last 14 days (counted from the placement start if nothing is verified yet).</w:t>
             </w:r>
           </w:p>
         </w:tc>
@@ -1764,6 +1764,254 @@
           </w:p>
         </w:tc>
       </w:tr>
+      <w:tr>
+        <w:trPr>
+          <w:cantSplit/>
+        </w:trPr>
+        <w:tc>
+          <w:tcPr>
+            <w:tcW w:w="1329" w:type="dxa"/>
+          </w:tcPr>
+          <w:p>
+            <w:pPr>
+              <w:spacing w:before="40" w:after="40"/>
+              <w:rPr>
+                <w:sz w:val="20"/>
+              </w:rPr>
+            </w:pPr>
+            <w:r>
+              <w:rPr>
+                <w:sz w:val="20"/>
+              </w:rPr>
+              <w:t>FR-15</w:t>
+            </w:r>
+          </w:p>
+        </w:tc>
+        <w:tc>
+          <w:tcPr>
+            <w:tcW w:w="6762" w:type="dxa"/>
+          </w:tcPr>
+          <w:p>
+            <w:pPr>
+              <w:spacing w:before="40" w:after="40"/>
+              <w:rPr>
+                <w:sz w:val="20"/>
+              </w:rPr>
+            </w:pPr>
+            <w:r>
+              <w:rPr>
+                <w:sz w:val="20"/>
+              </w:rPr>
+              <w:t>A student must be able to add one or more WIL placements, each with a title, the host company, a start date and the number of required hours (more than 0 and at most 5 000), and to edit a placement until it is completed; every logbook entry must belong to one of the student's own placements.</w:t>
+            </w:r>
+          </w:p>
+        </w:tc>
+        <w:tc>
+          <w:tcPr>
+            <w:tcW w:w="1870" w:type="dxa"/>
+          </w:tcPr>
+          <w:p>
+            <w:pPr>
+              <w:spacing w:before="40" w:after="40"/>
+              <w:rPr>
+                <w:sz w:val="20"/>
+              </w:rPr>
+            </w:pPr>
+            <w:r>
+              <w:rPr>
+                <w:sz w:val="20"/>
+              </w:rPr>
+              <w:t>High</w:t>
+            </w:r>
+          </w:p>
+        </w:tc>
+      </w:tr>
+      <w:tr>
+        <w:trPr>
+          <w:cantSplit/>
+        </w:trPr>
+        <w:tc>
+          <w:tcPr>
+            <w:tcW w:w="1329" w:type="dxa"/>
+          </w:tcPr>
+          <w:p>
+            <w:pPr>
+              <w:spacing w:before="40" w:after="40"/>
+              <w:rPr>
+                <w:sz w:val="20"/>
+              </w:rPr>
+            </w:pPr>
+            <w:r>
+              <w:rPr>
+                <w:sz w:val="20"/>
+              </w:rPr>
+              <w:t>FR-16</w:t>
+            </w:r>
+          </w:p>
+        </w:tc>
+        <w:tc>
+          <w:tcPr>
+            <w:tcW w:w="6762" w:type="dxa"/>
+          </w:tcPr>
+          <w:p>
+            <w:pPr>
+              <w:spacing w:before="40" w:after="40"/>
+              <w:rPr>
+                <w:sz w:val="20"/>
+              </w:rPr>
+            </w:pPr>
+            <w:r>
+              <w:rPr>
+                <w:sz w:val="20"/>
+              </w:rPr>
+              <w:t>A student must be able to upload the WIL documents for each placement as PDF, PNG or JPG files of up to 10 MB: the Memorandum of Understanding (MOU), Commencement Letter and Code of Conduct once per placement and an Attendance Register once per semester. Uploading again must replace the previous file, and documents must be downloadable only by the student, coordinators and lecturers.</w:t>
+            </w:r>
+          </w:p>
+        </w:tc>
+        <w:tc>
+          <w:tcPr>
+            <w:tcW w:w="1870" w:type="dxa"/>
+          </w:tcPr>
+          <w:p>
+            <w:pPr>
+              <w:spacing w:before="40" w:after="40"/>
+              <w:rPr>
+                <w:sz w:val="20"/>
+              </w:rPr>
+            </w:pPr>
+            <w:r>
+              <w:rPr>
+                <w:sz w:val="20"/>
+              </w:rPr>
+              <w:t>High</w:t>
+            </w:r>
+          </w:p>
+        </w:tc>
+      </w:tr>
+      <w:tr>
+        <w:trPr>
+          <w:cantSplit/>
+        </w:trPr>
+        <w:tc>
+          <w:tcPr>
+            <w:tcW w:w="1329" w:type="dxa"/>
+          </w:tcPr>
+          <w:p>
+            <w:pPr>
+              <w:spacing w:before="40" w:after="40"/>
+              <w:rPr>
+                <w:sz w:val="20"/>
+              </w:rPr>
+            </w:pPr>
+            <w:r>
+              <w:rPr>
+                <w:sz w:val="20"/>
+              </w:rPr>
+              <w:t>FR-17</w:t>
+            </w:r>
+          </w:p>
+        </w:tc>
+        <w:tc>
+          <w:tcPr>
+            <w:tcW w:w="6762" w:type="dxa"/>
+          </w:tcPr>
+          <w:p>
+            <w:pPr>
+              <w:spacing w:before="40" w:after="40"/>
+              <w:rPr>
+                <w:sz w:val="20"/>
+              </w:rPr>
+            </w:pPr>
+            <w:r>
+              <w:rPr>
+                <w:sz w:val="20"/>
+              </w:rPr>
+              <w:t>Coordinators and lecturers must be able to open a student's profile from the dashboard, showing each placement with its verified hours, its documents (view only) and its full logbook, including mentor emails and evidence.</w:t>
+            </w:r>
+          </w:p>
+        </w:tc>
+        <w:tc>
+          <w:tcPr>
+            <w:tcW w:w="1870" w:type="dxa"/>
+          </w:tcPr>
+          <w:p>
+            <w:pPr>
+              <w:spacing w:before="40" w:after="40"/>
+              <w:rPr>
+                <w:sz w:val="20"/>
+              </w:rPr>
+            </w:pPr>
+            <w:r>
+              <w:rPr>
+                <w:sz w:val="20"/>
+              </w:rPr>
+              <w:t>High</w:t>
+            </w:r>
+          </w:p>
+        </w:tc>
+      </w:tr>
+      <w:tr>
+        <w:trPr>
+          <w:cantSplit/>
+        </w:trPr>
+        <w:tc>
+          <w:tcPr>
+            <w:tcW w:w="1329" w:type="dxa"/>
+          </w:tcPr>
+          <w:p>
+            <w:pPr>
+              <w:spacing w:before="40" w:after="40"/>
+              <w:rPr>
+                <w:sz w:val="20"/>
+              </w:rPr>
+            </w:pPr>
+            <w:r>
+              <w:rPr>
+                <w:sz w:val="20"/>
+              </w:rPr>
+              <w:t>FR-18</w:t>
+            </w:r>
+          </w:p>
+        </w:tc>
+        <w:tc>
+          <w:tcPr>
+            <w:tcW w:w="6762" w:type="dxa"/>
+          </w:tcPr>
+          <w:p>
+            <w:pPr>
+              <w:spacing w:before="40" w:after="40"/>
+              <w:rPr>
+                <w:sz w:val="20"/>
+              </w:rPr>
+            </w:pPr>
+            <w:r>
+              <w:rPr>
+                <w:sz w:val="20"/>
+              </w:rPr>
+              <w:t>A placement must be marked WIL completed automatically when its verified hours reach its required hours. A completed placement must be locked: no new entries, submissions, document changes or edits are allowed, and the student must add a new placement to continue.</w:t>
+            </w:r>
+          </w:p>
+        </w:tc>
+        <w:tc>
+          <w:tcPr>
+            <w:tcW w:w="1870" w:type="dxa"/>
+          </w:tcPr>
+          <w:p>
+            <w:pPr>
+              <w:spacing w:before="40" w:after="40"/>
+              <w:rPr>
+                <w:sz w:val="20"/>
+              </w:rPr>
+            </w:pPr>
+            <w:r>
+              <w:rPr>
+                <w:sz w:val="20"/>
+              </w:rPr>
+              <w:t>High</w:t>
+            </w:r>
+          </w:p>
+        </w:tc>
+      </w:tr>
     </w:tbl>
     <w:p/>
     <w:p>
@@ -1771,6 +2019,14 @@
         <w:keepLines/>
       </w:pPr>
       <w:r>
+        <w:t>FR-15 to FR-18 were added after the Week 4 submission, when the team reviewed the whole WIL process: students complete more than one WIL placement, each with its own required hours, and hand in a Memorandum of Understanding, a Commencement Letter, a Code of Conduct and an attendance register for every semester, which coordinators need to check alongside the logbook.</w:t>
+      </w:r>
+    </w:p>
+    <w:p>
+      <w:pPr>
+        <w:keepLines/>
+      </w:pPr>
+      <w:r>
         <w:t>During development the team reviewed the original requirements against the time available. The following requirements from the Week 3 draft were deferred and are recorded as future work, so that the core workflow could be completed and tested to a good standard.</w:t>
       </w:r>
     </w:p>
@@ -1781,6 +2037,7 @@
         <w:keepLines/>
       </w:pPr>
       <w:r>
+        <w:lastRenderedPageBreak/>
         <w:t xml:space="preserve">Table </w:t>
       </w:r>
       <w:fldSimple w:instr=" SEQ Table \* ARABIC ">
@@ -2269,6 +2526,68 @@
           </w:p>
         </w:tc>
       </w:tr>
+      <w:tr>
+        <w:trPr>
+          <w:cantSplit/>
+        </w:trPr>
+        <w:tc>
+          <w:tcPr>
+            <w:tcW w:w="3007" w:type="dxa"/>
+          </w:tcPr>
+          <w:p>
+            <w:pPr>
+              <w:spacing w:before="40" w:after="40"/>
+              <w:rPr>
+                <w:sz w:val="20"/>
+              </w:rPr>
+            </w:pPr>
+            <w:r>
+              <w:rPr>
+                <w:sz w:val="20"/>
+              </w:rPr>
+              <w:t>Coordinator review of uploaded documents (accept, or ask for a new upload)</w:t>
+            </w:r>
+          </w:p>
+        </w:tc>
+        <w:tc>
+          <w:tcPr>
+            <w:tcW w:w="3708" w:type="dxa"/>
+          </w:tcPr>
+          <w:p>
+            <w:pPr>
+              <w:spacing w:before="40" w:after="40"/>
+              <w:rPr>
+                <w:sz w:val="20"/>
+              </w:rPr>
+            </w:pPr>
+            <w:r>
+              <w:rPr>
+                <w:sz w:val="20"/>
+              </w:rPr>
+              <w:t>Time; uploading and viewing the documents were prioritised</w:t>
+            </w:r>
+          </w:p>
+        </w:tc>
+        <w:tc>
+          <w:tcPr>
+            <w:tcW w:w="3245" w:type="dxa"/>
+          </w:tcPr>
+          <w:p>
+            <w:pPr>
+              <w:spacing w:before="40" w:after="40"/>
+              <w:rPr>
+                <w:sz w:val="20"/>
+              </w:rPr>
+            </w:pPr>
+            <w:r>
+              <w:rPr>
+                <w:sz w:val="20"/>
+              </w:rPr>
+              <w:t>Coordinators and lecturers can view every document</w:t>
+            </w:r>
+          </w:p>
+        </w:tc>
+      </w:tr>
     </w:tbl>
     <w:p/>
     <w:p>
@@ -2294,7 +2613,6 @@
         <w:keepLines/>
       </w:pPr>
       <w:r>
-        <w:lastRenderedPageBreak/>
         <w:t xml:space="preserve">Table </w:t>
       </w:r>
       <w:fldSimple w:instr=" SEQ Table \* ARABIC ">
@@ -2635,7 +2953,35 @@
               <w:rPr>
                 <w:sz w:val="20"/>
               </w:rPr>
-              <w:t>Passwords are stored only as salted scrypt hashes; the session cookie is HttpOnly; verification tokens contain at least 128 bits of randomness; all role checks run on the server.</w:t>
+              <w:t xml:space="preserve">Passwords are stored only as salted </w:t>
+            </w:r>
+            <w:proofErr w:type="spellStart"/>
+            <w:r>
+              <w:rPr>
+                <w:sz w:val="20"/>
+              </w:rPr>
+              <w:t>scrypt</w:t>
+            </w:r>
+            <w:proofErr w:type="spellEnd"/>
+            <w:r>
+              <w:rPr>
+                <w:sz w:val="20"/>
+              </w:rPr>
+              <w:t xml:space="preserve"> hashes; the session cookie is </w:t>
+            </w:r>
+            <w:proofErr w:type="spellStart"/>
+            <w:r>
+              <w:rPr>
+                <w:sz w:val="20"/>
+              </w:rPr>
+              <w:t>HttpOnly</w:t>
+            </w:r>
+            <w:proofErr w:type="spellEnd"/>
+            <w:r>
+              <w:rPr>
+                <w:sz w:val="20"/>
+              </w:rPr>
+              <w:t>; verification tokens contain at least 128 bits of randomness; all role checks run on the server.</w:t>
             </w:r>
           </w:p>
         </w:tc>
@@ -2678,6 +3024,7 @@
               <w:rPr>
                 <w:sz w:val="20"/>
               </w:rPr>
+              <w:lastRenderedPageBreak/>
               <w:t>NFR-04</w:t>
             </w:r>
           </w:p>
@@ -2716,7 +3063,13 @@
               <w:rPr>
                 <w:sz w:val="20"/>
               </w:rPr>
-              <w:t>Database constraints reject invalid data (unknown status, hours outside 0–24, entries without a student), and multi-step updates run in a transaction so that no partial update is saved.</w:t>
+              <w:t>Database constraints reject invalid data (unknown status, hours outside 0–24, entries without a placement)</w:t>
+            </w:r>
+            <w:r>
+              <w:rPr>
+                <w:sz w:val="20"/>
+              </w:rPr>
+              <w:t>, and multi-step updates run in a transaction so that no partial update is saved.</w:t>
             </w:r>
           </w:p>
         </w:tc>
@@ -2959,7 +3312,13 @@
               <w:rPr>
                 <w:sz w:val="20"/>
               </w:rPr>
-              <w:t>Only the data needed for WIL tracking is stored (name, email, entries, evidence); testing and demonstrations use synthetic data only.</w:t>
+              <w:t>Only the data needed for WIL tracking is stored (name, email, placements, entries, evidence and WIL documents);</w:t>
+            </w:r>
+            <w:r>
+              <w:rPr>
+                <w:sz w:val="20"/>
+              </w:rPr>
+              <w:t xml:space="preserve"> testing and demonstrations use synthetic data only.</w:t>
             </w:r>
           </w:p>
         </w:tc>
@@ -2998,11 +3357,7 @@
         <w:keepLines/>
       </w:pPr>
       <w:r>
-        <w:t xml:space="preserve">The requirements were gathered and refined through the methods below. Interviews, questionnaires and usability tests with staff and students are planned, but, as stated in the Ethical Clearance Confirmation, no personal information may be collected before written campus permission is granted. Until then, the team relied </w:t>
-      </w:r>
-      <w:r>
-        <w:lastRenderedPageBreak/>
-        <w:t>on document analysis, comparison with existing systems, supervisor feedback and review of the working prototype, and all testing uses synthetic data.</w:t>
+        <w:t>The requirements were gathered and refined through the methods below. Interviews, questionnaires and usability tests with staff and students are planned, but, as stated in the Ethical Clearance Confirmation, no personal information may be collected before written campus permission is granted. Until then, the team relied on document analysis, comparison with existing systems, supervisor feedback and review of the working prototype, and all testing uses synthetic data.</w:t>
       </w:r>
     </w:p>
     <w:p>
@@ -3012,6 +3367,7 @@
         <w:keepLines/>
       </w:pPr>
       <w:r>
+        <w:lastRenderedPageBreak/>
         <w:t xml:space="preserve">Table </w:t>
       </w:r>
       <w:fldSimple w:instr=" SEQ Table \* ARABIC ">
@@ -3262,8 +3618,30 @@
               <w:rPr>
                 <w:sz w:val="20"/>
               </w:rPr>
-              <w:t>Compared InPlace, Sonia Online and Mahara/PebblePad</w:t>
-            </w:r>
+              <w:t xml:space="preserve">Compared </w:t>
+            </w:r>
+            <w:proofErr w:type="spellStart"/>
+            <w:r>
+              <w:rPr>
+                <w:sz w:val="20"/>
+              </w:rPr>
+              <w:t>InPlace</w:t>
+            </w:r>
+            <w:proofErr w:type="spellEnd"/>
+            <w:r>
+              <w:rPr>
+                <w:sz w:val="20"/>
+              </w:rPr>
+              <w:t>, Sonia Online and Mahara/</w:t>
+            </w:r>
+            <w:proofErr w:type="spellStart"/>
+            <w:r>
+              <w:rPr>
+                <w:sz w:val="20"/>
+              </w:rPr>
+              <w:t>PebblePad</w:t>
+            </w:r>
+            <w:proofErr w:type="spellEnd"/>
           </w:p>
         </w:tc>
         <w:tc>
@@ -3558,6 +3936,91 @@
                 <w:sz w:val="20"/>
               </w:rPr>
               <w:t>Added sign-up rules, the 24-hour limit and lecturer access</w:t>
+            </w:r>
+          </w:p>
+        </w:tc>
+      </w:tr>
+      <w:tr>
+        <w:trPr>
+          <w:cantSplit/>
+        </w:trPr>
+        <w:tc>
+          <w:tcPr>
+            <w:tcW w:w="2290" w:type="dxa"/>
+          </w:tcPr>
+          <w:p>
+            <w:pPr>
+              <w:keepNext/>
+              <w:spacing w:before="40" w:after="40"/>
+              <w:rPr>
+                <w:sz w:val="20"/>
+              </w:rPr>
+            </w:pPr>
+            <w:r>
+              <w:rPr>
+                <w:sz w:val="20"/>
+              </w:rPr>
+              <w:t>Review of the WIL paperwork</w:t>
+            </w:r>
+          </w:p>
+        </w:tc>
+        <w:tc>
+          <w:tcPr>
+            <w:tcW w:w="2983" w:type="dxa"/>
+          </w:tcPr>
+          <w:p>
+            <w:pPr>
+              <w:keepNext/>
+              <w:spacing w:before="40" w:after="40"/>
+              <w:rPr>
+                <w:sz w:val="20"/>
+              </w:rPr>
+            </w:pPr>
+            <w:r>
+              <w:rPr>
+                <w:sz w:val="20"/>
+              </w:rPr>
+              <w:t>Reviewed the documents a student hands in during WIL and the fact that students complete more than one WIL placement</w:t>
+            </w:r>
+          </w:p>
+        </w:tc>
+        <w:tc>
+          <w:tcPr>
+            <w:tcW w:w="2204" w:type="dxa"/>
+          </w:tcPr>
+          <w:p>
+            <w:pPr>
+              <w:keepNext/>
+              <w:spacing w:before="40" w:after="40"/>
+              <w:rPr>
+                <w:sz w:val="20"/>
+              </w:rPr>
+            </w:pPr>
+            <w:r>
+              <w:rPr>
+                <w:sz w:val="20"/>
+              </w:rPr>
+              <w:t>Pull requests #11 to #15 in Git (26 October 2026)</w:t>
+            </w:r>
+          </w:p>
+        </w:tc>
+        <w:tc>
+          <w:tcPr>
+            <w:tcW w:w="2483" w:type="dxa"/>
+          </w:tcPr>
+          <w:p>
+            <w:pPr>
+              <w:keepNext/>
+              <w:spacing w:before="40" w:after="40"/>
+              <w:rPr>
+                <w:sz w:val="20"/>
+              </w:rPr>
+            </w:pPr>
+            <w:r>
+              <w:rPr>
+                <w:sz w:val="20"/>
+              </w:rPr>
+              <w:t>Added FR-15 to FR-18: placements, WIL documents, a student profile for staff and WIL completion</w:t>
             </w:r>
           </w:p>
         </w:tc>
@@ -4133,7 +4596,7 @@
               <w:rPr>
                 <w:sz w:val="20"/>
               </w:rPr>
-              <w:t>Chapters 5–6; testing workbooks; defect fixes; presentation and live demonstration</w:t>
+              <w:t>Chapters 5–6; testing workbooks; defect fixes; WIL placements, documents, student profiles and WIL completion; presentation and live demonstration</w:t>
             </w:r>
           </w:p>
         </w:tc>
@@ -4169,7 +4632,15 @@
         <w:keepLines/>
       </w:pPr>
       <w:r>
-        <w:t>The Waterfall model completes each phase (requirements, design, implementation, testing) before the next starts (Sommerville, 2016). It works well when requirements are stable and well understood. It was rejected because TrackWIL's requirements were still changing, the project had only four weeks, and Waterfall would have left all testing until the end, when there would be no time to fix defects. With Agile, each feature was tested in the sprint in which it was built.</w:t>
+        <w:t xml:space="preserve">The Waterfall model completes each phase (requirements, design, implementation, testing) before the next starts (Sommerville, 2016). It works well when requirements are stable and well understood. It was rejected because </w:t>
+      </w:r>
+      <w:proofErr w:type="spellStart"/>
+      <w:r>
+        <w:t>TrackWIL's</w:t>
+      </w:r>
+      <w:proofErr w:type="spellEnd"/>
+      <w:r>
+        <w:t xml:space="preserve"> requirements were still changing, the project had only four weeks, and Waterfall would have left all testing until the end, when there would be no time to fix defects. With Agile, each feature was tested in the sprint in which it was built.</w:t>
       </w:r>
     </w:p>
     <w:p>
@@ -4195,6 +4666,7 @@
         <w:keepLines/>
       </w:pPr>
       <w:r>
+        <w:lastRenderedPageBreak/>
         <w:t xml:space="preserve">Table </w:t>
       </w:r>
       <w:fldSimple w:instr=" SEQ Table \* ARABIC ">
@@ -4416,7 +4888,6 @@
               <w:rPr>
                 <w:sz w:val="20"/>
               </w:rPr>
-              <w:lastRenderedPageBreak/>
               <w:t>US-02</w:t>
             </w:r>
           </w:p>
@@ -4961,6 +5432,250 @@
                 <w:sz w:val="20"/>
               </w:rPr>
               <w:t>FR-03, FR-11</w:t>
+            </w:r>
+          </w:p>
+        </w:tc>
+      </w:tr>
+      <w:tr>
+        <w:trPr>
+          <w:cantSplit/>
+        </w:trPr>
+        <w:tc>
+          <w:tcPr>
+            <w:tcW w:w="1110" w:type="dxa"/>
+          </w:tcPr>
+          <w:p>
+            <w:pPr>
+              <w:spacing w:before="40" w:after="40"/>
+              <w:rPr>
+                <w:sz w:val="20"/>
+              </w:rPr>
+            </w:pPr>
+            <w:r>
+              <w:rPr>
+                <w:sz w:val="20"/>
+              </w:rPr>
+              <w:t>US-09</w:t>
+            </w:r>
+          </w:p>
+        </w:tc>
+        <w:tc>
+          <w:tcPr>
+            <w:tcW w:w="3591" w:type="dxa"/>
+          </w:tcPr>
+          <w:p>
+            <w:pPr>
+              <w:spacing w:before="40" w:after="40"/>
+              <w:rPr>
+                <w:sz w:val="20"/>
+              </w:rPr>
+            </w:pPr>
+            <w:r>
+              <w:rPr>
+                <w:sz w:val="20"/>
+              </w:rPr>
+              <w:t>As a student, I want to add each of my WIL placements with its required hours so that my hours are tracked per placement.</w:t>
+            </w:r>
+          </w:p>
+        </w:tc>
+        <w:tc>
+          <w:tcPr>
+            <w:tcW w:w="3711" w:type="dxa"/>
+          </w:tcPr>
+          <w:p>
+            <w:pPr>
+              <w:spacing w:before="40" w:after="40"/>
+              <w:rPr>
+                <w:sz w:val="20"/>
+              </w:rPr>
+            </w:pPr>
+            <w:r>
+              <w:rPr>
+                <w:sz w:val="20"/>
+              </w:rPr>
+              <w:t>A placement needs a title, company, start date and required hours (more than 0); entries are added to one of my placements; a completed placement is locked.</w:t>
+            </w:r>
+          </w:p>
+        </w:tc>
+        <w:tc>
+          <w:tcPr>
+            <w:tcW w:w="1547" w:type="dxa"/>
+          </w:tcPr>
+          <w:p>
+            <w:pPr>
+              <w:spacing w:before="40" w:after="40"/>
+              <w:rPr>
+                <w:sz w:val="20"/>
+              </w:rPr>
+            </w:pPr>
+            <w:r>
+              <w:rPr>
+                <w:sz w:val="20"/>
+              </w:rPr>
+              <w:t>FR-10, FR-15, FR-18</w:t>
+            </w:r>
+          </w:p>
+        </w:tc>
+      </w:tr>
+      <w:tr>
+        <w:trPr>
+          <w:cantSplit/>
+        </w:trPr>
+        <w:tc>
+          <w:tcPr>
+            <w:tcW w:w="1110" w:type="dxa"/>
+          </w:tcPr>
+          <w:p>
+            <w:pPr>
+              <w:spacing w:before="40" w:after="40"/>
+              <w:rPr>
+                <w:sz w:val="20"/>
+              </w:rPr>
+            </w:pPr>
+            <w:r>
+              <w:rPr>
+                <w:sz w:val="20"/>
+              </w:rPr>
+              <w:t>US-10</w:t>
+            </w:r>
+          </w:p>
+        </w:tc>
+        <w:tc>
+          <w:tcPr>
+            <w:tcW w:w="3591" w:type="dxa"/>
+          </w:tcPr>
+          <w:p>
+            <w:pPr>
+              <w:spacing w:before="40" w:after="40"/>
+              <w:rPr>
+                <w:sz w:val="20"/>
+              </w:rPr>
+            </w:pPr>
+            <w:r>
+              <w:rPr>
+                <w:sz w:val="20"/>
+              </w:rPr>
+              <w:t>As a student, I want to upload my WIL documents so that they are kept with my placement.</w:t>
+            </w:r>
+          </w:p>
+        </w:tc>
+        <w:tc>
+          <w:tcPr>
+            <w:tcW w:w="3711" w:type="dxa"/>
+          </w:tcPr>
+          <w:p>
+            <w:pPr>
+              <w:spacing w:before="40" w:after="40"/>
+              <w:rPr>
+                <w:sz w:val="20"/>
+              </w:rPr>
+            </w:pPr>
+            <w:r>
+              <w:rPr>
+                <w:sz w:val="20"/>
+              </w:rPr>
+              <w:t>The MOU, Commencement Letter and Code of Conduct are uploaded once and an attendance register every semester; only PDF, PNG and JPG files up to 10 MB are accepted; uploading again replaces the file.</w:t>
+            </w:r>
+          </w:p>
+        </w:tc>
+        <w:tc>
+          <w:tcPr>
+            <w:tcW w:w="1547" w:type="dxa"/>
+          </w:tcPr>
+          <w:p>
+            <w:pPr>
+              <w:spacing w:before="40" w:after="40"/>
+              <w:rPr>
+                <w:sz w:val="20"/>
+              </w:rPr>
+            </w:pPr>
+            <w:r>
+              <w:rPr>
+                <w:sz w:val="20"/>
+              </w:rPr>
+              <w:t>FR-16</w:t>
+            </w:r>
+          </w:p>
+        </w:tc>
+      </w:tr>
+      <w:tr>
+        <w:trPr>
+          <w:cantSplit/>
+        </w:trPr>
+        <w:tc>
+          <w:tcPr>
+            <w:tcW w:w="1110" w:type="dxa"/>
+          </w:tcPr>
+          <w:p>
+            <w:pPr>
+              <w:spacing w:before="40" w:after="40"/>
+              <w:rPr>
+                <w:sz w:val="20"/>
+              </w:rPr>
+            </w:pPr>
+            <w:r>
+              <w:rPr>
+                <w:sz w:val="20"/>
+              </w:rPr>
+              <w:lastRenderedPageBreak/>
+              <w:t>US-11</w:t>
+            </w:r>
+          </w:p>
+        </w:tc>
+        <w:tc>
+          <w:tcPr>
+            <w:tcW w:w="3591" w:type="dxa"/>
+          </w:tcPr>
+          <w:p>
+            <w:pPr>
+              <w:spacing w:before="40" w:after="40"/>
+              <w:rPr>
+                <w:sz w:val="20"/>
+              </w:rPr>
+            </w:pPr>
+            <w:r>
+              <w:rPr>
+                <w:sz w:val="20"/>
+              </w:rPr>
+              <w:t>As a coordinator or lecturer, I want to open a student's profile so that I can check their hours, documents and logbook in one place.</w:t>
+            </w:r>
+          </w:p>
+        </w:tc>
+        <w:tc>
+          <w:tcPr>
+            <w:tcW w:w="3711" w:type="dxa"/>
+          </w:tcPr>
+          <w:p>
+            <w:pPr>
+              <w:spacing w:before="40" w:after="40"/>
+              <w:rPr>
+                <w:sz w:val="20"/>
+              </w:rPr>
+            </w:pPr>
+            <w:r>
+              <w:rPr>
+                <w:sz w:val="20"/>
+              </w:rPr>
+              <w:t>Selecting a student on the dashboard shows each placement with its hours, documents and entries; students cannot open this page.</w:t>
+            </w:r>
+          </w:p>
+        </w:tc>
+        <w:tc>
+          <w:tcPr>
+            <w:tcW w:w="1547" w:type="dxa"/>
+          </w:tcPr>
+          <w:p>
+            <w:pPr>
+              <w:spacing w:before="40" w:after="40"/>
+              <w:rPr>
+                <w:sz w:val="20"/>
+              </w:rPr>
+            </w:pPr>
+            <w:r>
+              <w:rPr>
+                <w:sz w:val="20"/>
+              </w:rPr>
+              <w:t>FR-03, FR-17</w:t>
             </w:r>
           </w:p>
         </w:tc>
@@ -5080,7 +5795,6 @@
         <w:pStyle w:val="Heading2"/>
       </w:pPr>
       <w:r>
-        <w:lastRenderedPageBreak/>
         <w:t>3.8 System Architecture</w:t>
       </w:r>
     </w:p>
@@ -5105,7 +5819,13 @@
         <w:keepLines/>
       </w:pPr>
       <w:r>
-        <w:t>The presentation layer is the part of the system that users interact with through a web browser. It provides the sign-in and sign-up pages, the student logbook, the mentor verification page and the coordinator and lecturer dashboard. It is built with React components and styled with Tailwind CSS.</w:t>
+        <w:t xml:space="preserve">The presentation layer is the part of the system that users interact with through a web browser. </w:t>
+      </w:r>
+      <w:r>
+        <w:t>It provides the sign-in and sign-up pages, the student's placements, logbooks and documents, the mentor verification page, and the coordinator and lecturer dashboard with student profiles.</w:t>
+      </w:r>
+      <w:r>
+        <w:t xml:space="preserve"> It is built with React components and styled with Tailwind CSS.</w:t>
       </w:r>
     </w:p>
     <w:p>
@@ -5121,7 +5841,13 @@
         <w:keepLines/>
       </w:pPr>
       <w:r>
-        <w:t>The application layer handles the business rules through Next.js Server Actions: authentication, role checks, input validation, creating entries, issuing verification links and recording mentor decisions. This layer makes sure that users can perform only the actions allowed for their role; for example, a student cannot open the coordinator dashboard and cannot verify their own entry, because verification requires the secret link.</w:t>
+        <w:t xml:space="preserve">The application layer handles the business rules through Next.js Server Actions: authentication, role checks, input validation, </w:t>
+      </w:r>
+      <w:r>
+        <w:t>creating placements and entries, accepting document uploads, issuing verification links, recording mentor decisions and locking completed placements.</w:t>
+      </w:r>
+      <w:r>
+        <w:t xml:space="preserve"> This layer makes sure that users can perform only the actions allowed for their role; for example, a student cannot open the coordinator dashboard and cannot verify their own entry, because verification requires the secret link.</w:t>
       </w:r>
     </w:p>
     <w:p>
@@ -5129,6 +5855,7 @@
         <w:pStyle w:val="Heading3"/>
       </w:pPr>
       <w:r>
+        <w:lastRenderedPageBreak/>
         <w:t>Data Layer</w:t>
       </w:r>
     </w:p>
@@ -5137,7 +5864,10 @@
         <w:keepLines/>
       </w:pPr>
       <w:r>
-        <w:t>The data layer stores user accounts, logbook entries and verification links in an SQLite relational database, and evidence files in a protected folder on the server. A repository module is the only part of the code that runs SQL, which keeps the database separate from the rest of the application.</w:t>
+        <w:t>The data layer stores user accounts, WIL placements, logbook entries, verification links and document records in an SQLite relational database, and evidence files and WIL documents in a protected folder on the server.</w:t>
+      </w:r>
+      <w:r>
+        <w:t xml:space="preserve"> A repository module is the only part of the code that runs SQL, which keeps the database separate from the rest of the application.</w:t>
       </w:r>
     </w:p>
     <w:p>
@@ -5177,7 +5907,23 @@
         <w:keepLines/>
       </w:pPr>
       <w:r>
-        <w:t>TrackWIL requires students, coordinators and lecturers to sign in. Passwords are stored only as salted hashes (OWASP Foundation, n.d.a). Role checks run on the server for every protected page and action, so that hiding a button is never the only protection (OWASP Foundation, n.d.b). Mentors use a long random link that works only once and only for seven days.</w:t>
+        <w:t xml:space="preserve">TrackWIL requires students, coordinators and lecturers to sign in. Passwords are stored only as salted hashes (OWASP Foundation, </w:t>
+      </w:r>
+      <w:proofErr w:type="spellStart"/>
+      <w:r>
+        <w:t>n.d.a</w:t>
+      </w:r>
+      <w:proofErr w:type="spellEnd"/>
+      <w:r>
+        <w:t xml:space="preserve">). Role checks run on the server for every protected page and action, so that hiding a button is never the only protection (OWASP Foundation, </w:t>
+      </w:r>
+      <w:proofErr w:type="spellStart"/>
+      <w:r>
+        <w:t>n.d.b</w:t>
+      </w:r>
+      <w:proofErr w:type="spellEnd"/>
+      <w:r>
+        <w:t>). Mentors use a long random link that works only once and only for seven days.</w:t>
       </w:r>
     </w:p>
     <w:p>
@@ -5201,7 +5947,6 @@
         <w:pStyle w:val="Heading3"/>
       </w:pPr>
       <w:r>
-        <w:lastRenderedPageBreak/>
         <w:t>Consent and Responsible Data Use</w:t>
       </w:r>
     </w:p>
@@ -5226,7 +5971,10 @@
         <w:keepLines/>
       </w:pPr>
       <w:r>
-        <w:t>The system collects only the information necessary for WIL tracking. Personal information must be handled in line with institutional policy and the Protection of Personal Information Act (POPIA) (Republic of South Africa, 2013). Evidence files are stored under random names and can be opened only by the student who uploaded them and by staff.</w:t>
+        <w:t xml:space="preserve">The system collects only the information necessary for WIL tracking. Personal information must be handled in line with institutional policy and the Protection of Personal Information Act (POPIA) (Republic of South Africa, 2013). </w:t>
+      </w:r>
+      <w:r>
+        <w:t>Evidence files and WIL documents are stored under random names and can be opened only by the student who uploaded them and by staff.</w:t>
       </w:r>
     </w:p>
     <w:p>
@@ -5234,6 +5982,7 @@
         <w:pStyle w:val="Heading3"/>
       </w:pPr>
       <w:r>
+        <w:lastRenderedPageBreak/>
         <w:t>Security Risks Identified</w:t>
       </w:r>
     </w:p>
@@ -5242,7 +5991,13 @@
         <w:keepLines/>
       </w:pPr>
       <w:r>
-        <w:t>The team identified security risks during design and testing, including the risk of uploading harmful files (reduced by allowing only PDF and image types and storing files under random names) and the risk of a session cookie being reused or altered. These risks and their treatment are recorded in the Risk Register and evaluated in Chapter 5.</w:t>
+        <w:t xml:space="preserve">The team identified security risks during design and testing, including the risk of uploading harmful files </w:t>
+      </w:r>
+      <w:r>
+        <w:t>(reduced by allowing only PDF and image types, checking that each document's content matches its type, limiting files to 10 MB and storing files under random names)</w:t>
+      </w:r>
+      <w:r>
+        <w:t xml:space="preserve"> and the risk of a session cookie being reused or altered. These risks and their treatment are recorded in the Risk Register and evaluated in Chapter 5.</w:t>
       </w:r>
     </w:p>
     <w:p>
@@ -5258,7 +6013,27 @@
         <w:keepLines/>
       </w:pPr>
       <w:r>
-        <w:t>This chapter identified TrackWIL's stakeholders and specified fourteen prioritised functional requirements and seven measurable non-functional requirements, together with the requirements that were deferred to future versions. It explained how the requirements were gathered within the limits of the ethical clearance, justified the use of a hybrid Agile (Scrum) approach over Waterfall, and presented eight user stories with acceptance criteria and the main verification use case. Finally, it described the three-layer architecture and the ethical, privacy and security considerations. Chapter 4 presents the detailed design and implementation.</w:t>
+        <w:t xml:space="preserve">This chapter identified </w:t>
+      </w:r>
+      <w:proofErr w:type="spellStart"/>
+      <w:r>
+        <w:t>TrackWIL's</w:t>
+      </w:r>
+      <w:proofErr w:type="spellEnd"/>
+      <w:r>
+        <w:t xml:space="preserve"> stakeholders and </w:t>
+      </w:r>
+      <w:r>
+        <w:t>specified eighteen prioritised functional requirements</w:t>
+      </w:r>
+      <w:r>
+        <w:t xml:space="preserve"> and seven measurable non-functional requirements, together with the requirements that were deferred to future versions. It explained how the requirements were gathered within the limits of the ethical clearance, justified the use of a hybrid Agile (Scrum) approach over Waterfall, and </w:t>
+      </w:r>
+      <w:r>
+        <w:t>presented eleven user stories with acceptance criteria</w:t>
+      </w:r>
+      <w:r>
+        <w:t xml:space="preserve"> and the main verification use case. Finally, it described the three-layer architecture and the ethical, privacy and security considerations. Chapter 4 presents the detailed design and implementation.</w:t>
       </w:r>
     </w:p>
     <w:p>
@@ -5282,7 +6057,15 @@
         <w:keepLines/>
       </w:pPr>
       <w:r>
-        <w:t>OWASP Foundation (n.d.a) Password Storage Cheat Sheet. Available at: https://cheatsheetseries.owasp.org/cheatsheets/Password_Storage_Cheat_Sheet.html (Accessed: 22 October 2026).</w:t>
+        <w:t>OWASP Foundation (</w:t>
+      </w:r>
+      <w:proofErr w:type="spellStart"/>
+      <w:r>
+        <w:t>n.d.a</w:t>
+      </w:r>
+      <w:proofErr w:type="spellEnd"/>
+      <w:r>
+        <w:t>) Password Storage Cheat Sheet. Available at: https://cheatsheetseries.owasp.org/cheatsheets/Password_Storage_Cheat_Sheet.html (Accessed: 22 October 2026).</w:t>
       </w:r>
     </w:p>
     <w:p>
@@ -5290,7 +6073,15 @@
         <w:keepLines/>
       </w:pPr>
       <w:r>
-        <w:t>OWASP Foundation (n.d.b) Authorization Cheat Sheet. Available at: https://cheatsheetseries.owasp.org/cheatsheets/Authorization_Cheat_Sheet.html (Accessed: 9 October 2026).</w:t>
+        <w:t>OWASP Foundation (</w:t>
+      </w:r>
+      <w:proofErr w:type="spellStart"/>
+      <w:r>
+        <w:t>n.d.b</w:t>
+      </w:r>
+      <w:proofErr w:type="spellEnd"/>
+      <w:r>
+        <w:t>) Authorization Cheat Sheet. Available at: https://cheatsheetseries.owasp.org/cheatsheets/Authorization_Cheat_Sheet.html (Accessed: 9 October 2026).</w:t>
       </w:r>
     </w:p>
     <w:p>
@@ -5314,8 +6105,15 @@
         <w:keepLines/>
       </w:pPr>
       <w:r>
-        <w:lastRenderedPageBreak/>
-        <w:t>Sommerville, I. (2016) Software Engineering. 10th edn. Harlow: Pearson.</w:t>
+        <w:t xml:space="preserve">Sommerville, I. (2016) Software Engineering. 10th </w:t>
+      </w:r>
+      <w:proofErr w:type="spellStart"/>
+      <w:r>
+        <w:t>edn</w:t>
+      </w:r>
+      <w:proofErr w:type="spellEnd"/>
+      <w:r>
+        <w:t>. Harlow: Pearson.</w:t>
       </w:r>
     </w:p>
     <w:sectPr>
